--- a/mps-nivel-c/oficial/04_registros/AASP_Gerenciador/AASP01_Grupos-Usuarios/REL-VV-AASP01-001_Relatorio-de-Execucao-de-Testes.docx
+++ b/mps-nivel-c/oficial/04_registros/AASP_Gerenciador/AASP01_Grupos-Usuarios/REL-VV-AASP01-001_Relatorio-de-Execucao-de-Testes.docx
@@ -450,7 +450,7 @@
                 <w:i w:val="0"/>
                 <w:sz w:val="20"/>
               </w:rPr>
-              <w:t>Abraão</w:t>
+              <w:t>Abraão Oliveira</w:t>
             </w:r>
           </w:p>
         </w:tc>
@@ -5907,7 +5907,7 @@
                 <w:i w:val="0"/>
                 <w:sz w:val="20"/>
               </w:rPr>
-              <w:t>Renan Kiyoshi</w:t>
+              <w:t>Renan Kioshi</w:t>
             </w:r>
           </w:p>
         </w:tc>
@@ -5988,7 +5988,7 @@
                 <w:i w:val="0"/>
                 <w:sz w:val="20"/>
               </w:rPr>
-              <w:t>Renan Kiyoshi</w:t>
+              <w:t>Renan Kioshi</w:t>
             </w:r>
           </w:p>
         </w:tc>
@@ -6151,7 +6151,7 @@
                 <w:i w:val="0"/>
                 <w:sz w:val="20"/>
               </w:rPr>
-              <w:t>Abraão + Marcos Turnes</w:t>
+              <w:t>Abraão Oliveira + Marcos Turnes</w:t>
             </w:r>
           </w:p>
         </w:tc>
@@ -6412,7 +6412,7 @@
                 <w:i w:val="0"/>
                 <w:sz w:val="20"/>
               </w:rPr>
-              <w:t>Sprint 4 (07/07–18/07/2026)</w:t>
+              <w:t>Sprint 4 (07/07–11/07/2026)</w:t>
             </w:r>
           </w:p>
         </w:tc>
@@ -6437,7 +6437,7 @@
                 <w:i w:val="0"/>
                 <w:sz w:val="20"/>
               </w:rPr>
-              <w:t>Encerramento do projeto: TAE (Termo de Aceite Final), LI (Lições Aprendidas), GQA (Revisão de Qualidade Final), Homologação final com AASP</w:t>
+              <w:t>Encerramento do projeto: TAE (Termo de Encerramento e Aceite), LI (Lições Aprendidas), GQA (Registro de Verificação de GQA), Homologação final com AASP</w:t>
             </w:r>
           </w:p>
         </w:tc>
@@ -7697,7 +7697,7 @@
                 <w:i w:val="0"/>
                 <w:sz w:val="20"/>
               </w:rPr>
-              <w:t>Abraão</w:t>
+              <w:t>Abraão Oliveira</w:t>
             </w:r>
           </w:p>
         </w:tc>
@@ -7803,7 +7803,7 @@
                 <w:i w:val="0"/>
                 <w:sz w:val="20"/>
               </w:rPr>
-              <w:t>Abraão</w:t>
+              <w:t>Abraão Oliveira</w:t>
             </w:r>
           </w:p>
         </w:tc>

--- a/mps-nivel-c/oficial/04_registros/AASP_Gerenciador/AASP01_Grupos-Usuarios/REL-VV-AASP01-001_Relatorio-de-Execucao-de-Testes.docx
+++ b/mps-nivel-c/oficial/04_registros/AASP_Gerenciador/AASP01_Grupos-Usuarios/REL-VV-AASP01-001_Relatorio-de-Execucao-de-Testes.docx
@@ -3373,7 +3373,7 @@
                 <w:i w:val="0"/>
                 <w:sz w:val="20"/>
               </w:rPr>
-              <w:t>Associar permissões válidas (Leitura, Escrita, Administração) a um grupo — persistência validada</w:t>
+              <w:t>Associar permissões válidas (Leitura, Escrita, Administracao) a um grupo — persistência validada</w:t>
             </w:r>
           </w:p>
         </w:tc>

--- a/mps-nivel-c/oficial/04_registros/AASP_Gerenciador/AASP01_Grupos-Usuarios/REL-VV-AASP01-001_Relatorio-de-Execucao-de-Testes.docx
+++ b/mps-nivel-c/oficial/04_registros/AASP_Gerenciador/AASP01_Grupos-Usuarios/REL-VV-AASP01-001_Relatorio-de-Execucao-de-Testes.docx
@@ -450,7 +450,7 @@
                 <w:i w:val="0"/>
                 <w:sz w:val="20"/>
               </w:rPr>
-              <w:t>Abraão</w:t>
+              <w:t>Abraão Oliveira</w:t>
             </w:r>
           </w:p>
         </w:tc>
@@ -3373,7 +3373,7 @@
                 <w:i w:val="0"/>
                 <w:sz w:val="20"/>
               </w:rPr>
-              <w:t>Associar permissões válidas (Leitura, Escrita, Administração) a um grupo — persistência validada</w:t>
+              <w:t>Associar permissões válidas (Leitura, Escrita, Administracao) a um grupo — persistência validada</w:t>
             </w:r>
           </w:p>
         </w:tc>
@@ -5907,7 +5907,7 @@
                 <w:i w:val="0"/>
                 <w:sz w:val="20"/>
               </w:rPr>
-              <w:t>Renan Kiyoshi</w:t>
+              <w:t>Renan Kioshi</w:t>
             </w:r>
           </w:p>
         </w:tc>
@@ -5988,7 +5988,7 @@
                 <w:i w:val="0"/>
                 <w:sz w:val="20"/>
               </w:rPr>
-              <w:t>Renan Kiyoshi</w:t>
+              <w:t>Renan Kioshi</w:t>
             </w:r>
           </w:p>
         </w:tc>
@@ -6151,7 +6151,7 @@
                 <w:i w:val="0"/>
                 <w:sz w:val="20"/>
               </w:rPr>
-              <w:t>Abraão + Marcos Turnes</w:t>
+              <w:t>Abraão Oliveira + Marcos Turnes</w:t>
             </w:r>
           </w:p>
         </w:tc>
@@ -6412,7 +6412,7 @@
                 <w:i w:val="0"/>
                 <w:sz w:val="20"/>
               </w:rPr>
-              <w:t>Sprint 4 (07/07–18/07/2026)</w:t>
+              <w:t>Sprint 4 (07/07–11/07/2026)</w:t>
             </w:r>
           </w:p>
         </w:tc>
@@ -6437,7 +6437,7 @@
                 <w:i w:val="0"/>
                 <w:sz w:val="20"/>
               </w:rPr>
-              <w:t>Encerramento do projeto: TAE (Termo de Aceite Final), LI (Lições Aprendidas), GQA (Revisão de Qualidade Final), Homologação final com AASP</w:t>
+              <w:t>Encerramento do projeto: TAE (Termo de Encerramento e Aceite), LI (Lições Aprendidas), GQA (Registro de Verificação de GQA), Homologação final com AASP</w:t>
             </w:r>
           </w:p>
         </w:tc>
@@ -7697,7 +7697,7 @@
                 <w:i w:val="0"/>
                 <w:sz w:val="20"/>
               </w:rPr>
-              <w:t>Abraão</w:t>
+              <w:t>Abraão Oliveira</w:t>
             </w:r>
           </w:p>
         </w:tc>
@@ -7803,7 +7803,7 @@
                 <w:i w:val="0"/>
                 <w:sz w:val="20"/>
               </w:rPr>
-              <w:t>Abraão</w:t>
+              <w:t>Abraão Oliveira</w:t>
             </w:r>
           </w:p>
         </w:tc>

--- a/mps-nivel-c/oficial/04_registros/AASP_Gerenciador/AASP01_Grupos-Usuarios/REL-VV-AASP01-001_Relatorio-de-Execucao-de-Testes.docx
+++ b/mps-nivel-c/oficial/04_registros/AASP_Gerenciador/AASP01_Grupos-Usuarios/REL-VV-AASP01-001_Relatorio-de-Execucao-de-Testes.docx
@@ -34,7 +34,7 @@
           <w:color w:val="555555"/>
           <w:sz w:val="20"/>
         </w:rPr>
-        <w:t>REL-VV-AASP01-001   ·   Versão 1.1   ·   15/06/2026   ·   Timeware Brasil</w:t>
+        <w:t>REL-VV-AASP01-001   ·   Versão 1.2   ·   15/06/2026   ·   Timeware Brasil</w:t>
       </w:r>
     </w:p>
     <w:p>
@@ -338,7 +338,7 @@
                 <w:i w:val="0"/>
                 <w:sz w:val="20"/>
               </w:rPr>
-              <w:t>1.1</w:t>
+              <w:t>1.2</w:t>
             </w:r>
           </w:p>
         </w:tc>
@@ -541,7 +541,45 @@
           <w:i w:val="0"/>
           <w:sz w:val="22"/>
         </w:rPr>
-        <w:t>Registrar os resultados da execução das atividades de Verificação e Validação (V&amp;V) por sprint, incluindo testes unitários, testes de integração e testes de homologação (UAT), conforme planejado no VV-AASP01-001. Este documento é a evidência formal de execução do processo VV do MPS.BR Nível C para o projeto Grupos de Usuários — AASP Gerenciador.</w:t>
+        <w:t xml:space="preserve">Registrar os resultados da execução das atividades de Verificação e Validação (V&amp;V) por sprint, incluindo testes unitários, testes de integração e testes de homologação (UAT), conforme planejado no VV-AASP01-001. Este documento é a evidência formal de execução do processo VV do MPS.BR Nível C para o projeto Grupos de Usuários — AASP Gerenciador. Os endpoints referem-se ao controller real </w:t>
+      </w:r>
+      <w:r>
+        <w:rPr>
+          <w:rFonts w:ascii="Courier New" w:hAnsi="Courier New"/>
+          <w:b w:val="0"/>
+          <w:i w:val="0"/>
+          <w:color w:val="333333"/>
+          <w:sz w:val="20"/>
+        </w:rPr>
+        <w:t>GerenciarGruposController</w:t>
+      </w:r>
+      <w:r>
+        <w:rPr>
+          <w:rFonts w:ascii="Calibri" w:hAnsi="Calibri"/>
+          <w:b w:val="0"/>
+          <w:i w:val="0"/>
+          <w:sz w:val="22"/>
+        </w:rPr>
+        <w:t xml:space="preserve"> (rota base </w:t>
+      </w:r>
+      <w:r>
+        <w:rPr>
+          <w:rFonts w:ascii="Courier New" w:hAnsi="Courier New"/>
+          <w:b w:val="0"/>
+          <w:i w:val="0"/>
+          <w:color w:val="333333"/>
+          <w:sz w:val="20"/>
+        </w:rPr>
+        <w:t>api/gerenciar/grupos</w:t>
+      </w:r>
+      <w:r>
+        <w:rPr>
+          <w:rFonts w:ascii="Calibri" w:hAnsi="Calibri"/>
+          <w:b w:val="0"/>
+          <w:i w:val="0"/>
+          <w:sz w:val="22"/>
+        </w:rPr>
+        <w:t>, HTTP 200/400).</w:t>
       </w:r>
     </w:p>
     <w:p>
@@ -1212,7 +1250,7 @@
                 <w:i w:val="0"/>
                 <w:sz w:val="20"/>
               </w:rPr>
-              <w:t>PRs mergeados</w:t>
+              <w:t>MRs mergeados</w:t>
             </w:r>
           </w:p>
         </w:tc>
@@ -1238,7 +1276,7 @@
                 <w:i w:val="0"/>
                 <w:sz w:val="20"/>
               </w:rPr>
-              <w:t>#11, #12, #13, #14, #15 — todos aprovados e mergeados para main</w:t>
+              <w:t>!1, !2, !3, !4, !5 — todos aprovados e mergeados para main</w:t>
             </w:r>
           </w:p>
         </w:tc>
@@ -1445,7 +1483,7 @@
                 <w:i w:val="0"/>
                 <w:sz w:val="20"/>
               </w:rPr>
-              <w:t>GrupoServiceTests</w:t>
+              <w:t>GerenciarGruposServicesTests</w:t>
             </w:r>
           </w:p>
         </w:tc>
@@ -1579,7 +1617,7 @@
                 <w:i w:val="0"/>
                 <w:sz w:val="20"/>
               </w:rPr>
-              <w:t>GrupoRepositoryTests</w:t>
+              <w:t>GerenciarGruposRepositorioTests</w:t>
             </w:r>
           </w:p>
         </w:tc>
@@ -1710,7 +1748,7 @@
                 <w:i w:val="0"/>
                 <w:sz w:val="20"/>
               </w:rPr>
-              <w:t>PermissaoServiceTests</w:t>
+              <w:t>IncluirAlterarGrupoTests</w:t>
             </w:r>
           </w:p>
         </w:tc>
@@ -1844,7 +1882,7 @@
                 <w:i w:val="0"/>
                 <w:sz w:val="20"/>
               </w:rPr>
-              <w:t>VinculoServiceTests</w:t>
+              <w:t>RemoverUsuarioFuncaoTests</w:t>
             </w:r>
           </w:p>
         </w:tc>
@@ -2101,7 +2139,7 @@
           <w:i w:val="0"/>
           <w:sz w:val="22"/>
         </w:rPr>
-        <w:t>Meta de cobertura: 80% — ATINGIDA</w:t>
+        <w:t>Meta de cobertura: 70% — ATINGIDA</w:t>
       </w:r>
     </w:p>
     <w:p>
@@ -2244,7 +2282,7 @@
                 <w:i w:val="0"/>
                 <w:sz w:val="20"/>
               </w:rPr>
-              <w:t>IntegrationTest_CriarEBuscarGrupo</w:t>
+              <w:t>IntegrationTest_IncluirEListarGrupo</w:t>
             </w:r>
           </w:p>
         </w:tc>
@@ -2270,7 +2308,45 @@
                 <w:i w:val="0"/>
                 <w:sz w:val="20"/>
               </w:rPr>
-              <w:t>Criar grupo via POST /grupos e buscar via GET /grupos/{id} — valida round-trip completo no banco auxo3</w:t>
+              <w:t xml:space="preserve">Criar grupo via </w:t>
+            </w:r>
+            <w:r>
+              <w:rPr>
+                <w:rFonts w:ascii="Courier New" w:hAnsi="Courier New"/>
+                <w:b w:val="0"/>
+                <w:i w:val="0"/>
+                <w:color w:val="333333"/>
+                <w:sz w:val="20"/>
+              </w:rPr>
+              <w:t>incluirgrupo</w:t>
+            </w:r>
+            <w:r>
+              <w:rPr>
+                <w:rFonts w:ascii="Calibri" w:hAnsi="Calibri"/>
+                <w:b w:val="0"/>
+                <w:i w:val="0"/>
+                <w:sz w:val="20"/>
+              </w:rPr>
+              <w:t xml:space="preserve"> e consultar via </w:t>
+            </w:r>
+            <w:r>
+              <w:rPr>
+                <w:rFonts w:ascii="Courier New" w:hAnsi="Courier New"/>
+                <w:b w:val="0"/>
+                <w:i w:val="0"/>
+                <w:color w:val="333333"/>
+                <w:sz w:val="20"/>
+              </w:rPr>
+              <w:t>listargrupo</w:t>
+            </w:r>
+            <w:r>
+              <w:rPr>
+                <w:rFonts w:ascii="Calibri" w:hAnsi="Calibri"/>
+                <w:b w:val="0"/>
+                <w:i w:val="0"/>
+                <w:sz w:val="20"/>
+              </w:rPr>
+              <w:t xml:space="preserve"> — valida round-trip completo no banco auxo3</w:t>
             </w:r>
           </w:p>
         </w:tc>
@@ -2326,7 +2402,7 @@
                 <w:i w:val="0"/>
                 <w:sz w:val="20"/>
               </w:rPr>
-              <w:t>IntegrationTest_AssociarPermissoes</w:t>
+              <w:t>IntegrationTest_AlterarFuncaoUsuario</w:t>
             </w:r>
           </w:p>
         </w:tc>
@@ -2351,7 +2427,36 @@
                 <w:i w:val="0"/>
                 <w:sz w:val="20"/>
               </w:rPr>
-              <w:t>Criar grupo e associar permissões via PUT /grupos/{id}/permissoes — valida persistência na tabela PermissoesGrupo</w:t>
+              <w:t xml:space="preserve">Alterar a função de um usuário via </w:t>
+            </w:r>
+            <w:r>
+              <w:rPr>
+                <w:rFonts w:ascii="Courier New" w:hAnsi="Courier New"/>
+                <w:b w:val="0"/>
+                <w:i w:val="0"/>
+                <w:color w:val="333333"/>
+                <w:sz w:val="20"/>
+              </w:rPr>
+              <w:t>alterarfuncaodousuario</w:t>
+            </w:r>
+            <w:r>
+              <w:rPr>
+                <w:rFonts w:ascii="Calibri" w:hAnsi="Calibri"/>
+                <w:b w:val="0"/>
+                <w:i w:val="0"/>
+                <w:sz w:val="20"/>
+              </w:rPr>
+              <w:t xml:space="preserve"> — valida persistência em </w:t>
+            </w:r>
+            <w:r>
+              <w:rPr>
+                <w:rFonts w:ascii="Courier New" w:hAnsi="Courier New"/>
+                <w:b w:val="0"/>
+                <w:i w:val="0"/>
+                <w:color w:val="333333"/>
+                <w:sz w:val="20"/>
+              </w:rPr>
+              <w:t>grupos_usuarios_funcao</w:t>
             </w:r>
           </w:p>
         </w:tc>
@@ -2407,7 +2512,7 @@
                 <w:i w:val="0"/>
                 <w:sz w:val="20"/>
               </w:rPr>
-              <w:t>IntegrationTest_VincularEDesvincularUsuario</w:t>
+              <w:t>IntegrationTest_VincularERemoverUsuario</w:t>
             </w:r>
           </w:p>
         </w:tc>
@@ -2433,7 +2538,55 @@
                 <w:i w:val="0"/>
                 <w:sz w:val="20"/>
               </w:rPr>
-              <w:t>Vincular usuário via POST e desvincular via DELETE — valida soft delete (campo Ativo=false) na tabela UsuariosGrupo</w:t>
+              <w:t xml:space="preserve">Vincular usuário (lista de membros) e remover via </w:t>
+            </w:r>
+            <w:r>
+              <w:rPr>
+                <w:rFonts w:ascii="Courier New" w:hAnsi="Courier New"/>
+                <w:b w:val="0"/>
+                <w:i w:val="0"/>
+                <w:color w:val="333333"/>
+                <w:sz w:val="20"/>
+              </w:rPr>
+              <w:t>removerusuario</w:t>
+            </w:r>
+            <w:r>
+              <w:rPr>
+                <w:rFonts w:ascii="Calibri" w:hAnsi="Calibri"/>
+                <w:b w:val="0"/>
+                <w:i w:val="0"/>
+                <w:sz w:val="20"/>
+              </w:rPr>
+              <w:t xml:space="preserve"> — valida soft delete (</w:t>
+            </w:r>
+            <w:r>
+              <w:rPr>
+                <w:rFonts w:ascii="Courier New" w:hAnsi="Courier New"/>
+                <w:b w:val="0"/>
+                <w:i w:val="0"/>
+                <w:color w:val="333333"/>
+                <w:sz w:val="20"/>
+              </w:rPr>
+              <w:t>excluido=1</w:t>
+            </w:r>
+            <w:r>
+              <w:rPr>
+                <w:rFonts w:ascii="Calibri" w:hAnsi="Calibri"/>
+                <w:b w:val="0"/>
+                <w:i w:val="0"/>
+                <w:sz w:val="20"/>
+              </w:rPr>
+              <w:t xml:space="preserve">) em </w:t>
+            </w:r>
+            <w:r>
+              <w:rPr>
+                <w:rFonts w:ascii="Courier New" w:hAnsi="Courier New"/>
+                <w:b w:val="0"/>
+                <w:i w:val="0"/>
+                <w:color w:val="333333"/>
+                <w:sz w:val="20"/>
+              </w:rPr>
+              <w:t>grupos_usuarios_vinculos</w:t>
             </w:r>
           </w:p>
         </w:tc>
@@ -2839,7 +2992,26 @@
                 <w:i w:val="0"/>
                 <w:sz w:val="20"/>
               </w:rPr>
-              <w:t>Criar grupo com dados válidos — happy path; nome único aceito pelo sistema</w:t>
+              <w:t>Criar grupo com dados válidos (</w:t>
+            </w:r>
+            <w:r>
+              <w:rPr>
+                <w:rFonts w:ascii="Courier New" w:hAnsi="Courier New"/>
+                <w:b w:val="0"/>
+                <w:i w:val="0"/>
+                <w:color w:val="333333"/>
+                <w:sz w:val="20"/>
+              </w:rPr>
+              <w:t>incluirgrupo</w:t>
+            </w:r>
+            <w:r>
+              <w:rPr>
+                <w:rFonts w:ascii="Calibri" w:hAnsi="Calibri"/>
+                <w:b w:val="0"/>
+                <w:i w:val="0"/>
+                <w:sz w:val="20"/>
+              </w:rPr>
+              <w:t>) — HTTP 200, "Grupo incluido com sucesso"</w:t>
             </w:r>
           </w:p>
         </w:tc>
@@ -2945,7 +3117,26 @@
                 <w:i w:val="0"/>
                 <w:sz w:val="20"/>
               </w:rPr>
-              <w:t>Listar todos os grupos ativos com paginação — retorno correto dos campos</w:t>
+              <w:t>Listar grupos com paginação (</w:t>
+            </w:r>
+            <w:r>
+              <w:rPr>
+                <w:rFonts w:ascii="Courier New" w:hAnsi="Courier New"/>
+                <w:b w:val="0"/>
+                <w:i w:val="0"/>
+                <w:color w:val="333333"/>
+                <w:sz w:val="20"/>
+              </w:rPr>
+              <w:t>listargrupo</w:t>
+            </w:r>
+            <w:r>
+              <w:rPr>
+                <w:rFonts w:ascii="Calibri" w:hAnsi="Calibri"/>
+                <w:b w:val="0"/>
+                <w:i w:val="0"/>
+                <w:sz w:val="20"/>
+              </w:rPr>
+              <w:t>) — retorno correto</w:t>
             </w:r>
           </w:p>
         </w:tc>
@@ -3053,7 +3244,26 @@
                 <w:i w:val="0"/>
                 <w:sz w:val="20"/>
               </w:rPr>
-              <w:t>Atualizar nome e descrição de grupo existente via PUT — persistência validada</w:t>
+              <w:t>Consultar usuários de um grupo (</w:t>
+            </w:r>
+            <w:r>
+              <w:rPr>
+                <w:rFonts w:ascii="Courier New" w:hAnsi="Courier New"/>
+                <w:b w:val="0"/>
+                <w:i w:val="0"/>
+                <w:color w:val="333333"/>
+                <w:sz w:val="20"/>
+              </w:rPr>
+              <w:t>buscargrupoporid</w:t>
+            </w:r>
+            <w:r>
+              <w:rPr>
+                <w:rFonts w:ascii="Calibri" w:hAnsi="Calibri"/>
+                <w:b w:val="0"/>
+                <w:i w:val="0"/>
+                <w:sz w:val="20"/>
+              </w:rPr>
+              <w:t>) — retorno correto</w:t>
             </w:r>
           </w:p>
         </w:tc>
@@ -3159,7 +3369,26 @@
                 <w:i w:val="0"/>
                 <w:sz w:val="20"/>
               </w:rPr>
-              <w:t>Soft delete de grupo — campo Ativo=false; grupo não aparece em listagem ativa</w:t>
+              <w:t>Alterar nome e membros do grupo (</w:t>
+            </w:r>
+            <w:r>
+              <w:rPr>
+                <w:rFonts w:ascii="Courier New" w:hAnsi="Courier New"/>
+                <w:b w:val="0"/>
+                <w:i w:val="0"/>
+                <w:color w:val="333333"/>
+                <w:sz w:val="20"/>
+              </w:rPr>
+              <w:t>alterargrupo</w:t>
+            </w:r>
+            <w:r>
+              <w:rPr>
+                <w:rFonts w:ascii="Calibri" w:hAnsi="Calibri"/>
+                <w:b w:val="0"/>
+                <w:i w:val="0"/>
+                <w:sz w:val="20"/>
+              </w:rPr>
+              <w:t>) — persistência validada</w:t>
             </w:r>
           </w:p>
         </w:tc>
@@ -3267,7 +3496,45 @@
                 <w:i w:val="0"/>
                 <w:sz w:val="20"/>
               </w:rPr>
-              <w:t>Tentar criar grupo com nome duplicado — sad path; erro 409 retornado corretamente</w:t>
+              <w:t>Excluir grupo (</w:t>
+            </w:r>
+            <w:r>
+              <w:rPr>
+                <w:rFonts w:ascii="Courier New" w:hAnsi="Courier New"/>
+                <w:b w:val="0"/>
+                <w:i w:val="0"/>
+                <w:color w:val="333333"/>
+                <w:sz w:val="20"/>
+              </w:rPr>
+              <w:t>excluirgrupo</w:t>
+            </w:r>
+            <w:r>
+              <w:rPr>
+                <w:rFonts w:ascii="Calibri" w:hAnsi="Calibri"/>
+                <w:b w:val="0"/>
+                <w:i w:val="0"/>
+                <w:sz w:val="20"/>
+              </w:rPr>
+              <w:t xml:space="preserve">) — soft delete </w:t>
+            </w:r>
+            <w:r>
+              <w:rPr>
+                <w:rFonts w:ascii="Courier New" w:hAnsi="Courier New"/>
+                <w:b w:val="0"/>
+                <w:i w:val="0"/>
+                <w:color w:val="333333"/>
+                <w:sz w:val="20"/>
+              </w:rPr>
+              <w:t>excluido=1</w:t>
+            </w:r>
+            <w:r>
+              <w:rPr>
+                <w:rFonts w:ascii="Calibri" w:hAnsi="Calibri"/>
+                <w:b w:val="0"/>
+                <w:i w:val="0"/>
+                <w:sz w:val="20"/>
+              </w:rPr>
+              <w:t>; some da listagem</w:t>
             </w:r>
           </w:p>
         </w:tc>
@@ -3323,7 +3590,7 @@
                 <w:i w:val="0"/>
                 <w:sz w:val="20"/>
               </w:rPr>
-              <w:t>PERM-01</w:t>
+              <w:t>GRP-06</w:t>
             </w:r>
           </w:p>
         </w:tc>
@@ -3348,7 +3615,7 @@
                 <w:i w:val="0"/>
                 <w:sz w:val="20"/>
               </w:rPr>
-              <w:t>AG-21</w:t>
+              <w:t>AG-20</w:t>
             </w:r>
           </w:p>
         </w:tc>
@@ -3373,7 +3640,45 @@
                 <w:i w:val="0"/>
                 <w:sz w:val="20"/>
               </w:rPr>
-              <w:t>Associar permissões válidas (Leitura, Escrita, Administração) a um grupo — persistência validada</w:t>
+              <w:t>Ativar/desativar grupo (</w:t>
+            </w:r>
+            <w:r>
+              <w:rPr>
+                <w:rFonts w:ascii="Courier New" w:hAnsi="Courier New"/>
+                <w:b w:val="0"/>
+                <w:i w:val="0"/>
+                <w:color w:val="333333"/>
+                <w:sz w:val="20"/>
+              </w:rPr>
+              <w:t>ativardesativar</w:t>
+            </w:r>
+            <w:r>
+              <w:rPr>
+                <w:rFonts w:ascii="Calibri" w:hAnsi="Calibri"/>
+                <w:b w:val="0"/>
+                <w:i w:val="0"/>
+                <w:sz w:val="20"/>
+              </w:rPr>
+              <w:t xml:space="preserve">) — campo </w:t>
+            </w:r>
+            <w:r>
+              <w:rPr>
+                <w:rFonts w:ascii="Courier New" w:hAnsi="Courier New"/>
+                <w:b w:val="0"/>
+                <w:i w:val="0"/>
+                <w:color w:val="333333"/>
+                <w:sz w:val="20"/>
+              </w:rPr>
+              <w:t>ativo</w:t>
+            </w:r>
+            <w:r>
+              <w:rPr>
+                <w:rFonts w:ascii="Calibri" w:hAnsi="Calibri"/>
+                <w:b w:val="0"/>
+                <w:i w:val="0"/>
+                <w:sz w:val="20"/>
+              </w:rPr>
+              <w:t xml:space="preserve"> atualizado</w:t>
             </w:r>
           </w:p>
         </w:tc>
@@ -3429,7 +3734,7 @@
                 <w:i w:val="0"/>
                 <w:sz w:val="20"/>
               </w:rPr>
-              <w:t>PERM-02</w:t>
+              <w:t>GRP-07</w:t>
             </w:r>
           </w:p>
         </w:tc>
@@ -3455,7 +3760,7 @@
                 <w:i w:val="0"/>
                 <w:sz w:val="20"/>
               </w:rPr>
-              <w:t>AG-21</w:t>
+              <w:t>AG-20</w:t>
             </w:r>
           </w:p>
         </w:tc>
@@ -3481,7 +3786,7 @@
                 <w:i w:val="0"/>
                 <w:sz w:val="20"/>
               </w:rPr>
-              <w:t>Tentar associar permissão inválida (fora do enum) — sad path; erro 400 retornado corretamente</w:t>
+              <w:t>Tentar criar grupo com nome duplicado — sad path; HTTP 400 "Grupo já existe"</w:t>
             </w:r>
           </w:p>
         </w:tc>
@@ -3537,7 +3842,7 @@
                 <w:i w:val="0"/>
                 <w:sz w:val="20"/>
               </w:rPr>
-              <w:t>VINC-01</w:t>
+              <w:t>FUNC-01</w:t>
             </w:r>
           </w:p>
         </w:tc>
@@ -3562,7 +3867,7 @@
                 <w:i w:val="0"/>
                 <w:sz w:val="20"/>
               </w:rPr>
-              <w:t>AG-22</w:t>
+              <w:t>AG-21</w:t>
             </w:r>
           </w:p>
         </w:tc>
@@ -3587,7 +3892,26 @@
                 <w:i w:val="0"/>
                 <w:sz w:val="20"/>
               </w:rPr>
-              <w:t>Vincular usuário ativo a um grupo — associação registrada em UsuariosGrupo</w:t>
+              <w:t>Alterar função do usuário no grupo (</w:t>
+            </w:r>
+            <w:r>
+              <w:rPr>
+                <w:rFonts w:ascii="Courier New" w:hAnsi="Courier New"/>
+                <w:b w:val="0"/>
+                <w:i w:val="0"/>
+                <w:color w:val="333333"/>
+                <w:sz w:val="20"/>
+              </w:rPr>
+              <w:t>alterarfuncaodousuario</w:t>
+            </w:r>
+            <w:r>
+              <w:rPr>
+                <w:rFonts w:ascii="Calibri" w:hAnsi="Calibri"/>
+                <w:b w:val="0"/>
+                <w:i w:val="0"/>
+                <w:sz w:val="20"/>
+              </w:rPr>
+              <w:t>) — Usuario→Administrador</w:t>
             </w:r>
           </w:p>
         </w:tc>
@@ -3643,7 +3967,7 @@
                 <w:i w:val="0"/>
                 <w:sz w:val="20"/>
               </w:rPr>
-              <w:t>VINC-02</w:t>
+              <w:t>VINC-01</w:t>
             </w:r>
           </w:p>
         </w:tc>
@@ -3695,7 +4019,17 @@
                 <w:i w:val="0"/>
                 <w:sz w:val="20"/>
               </w:rPr>
-              <w:t>Desvincular usuário de um grupo via DELETE — soft delete do vínculo validado</w:t>
+              <w:t xml:space="preserve">Vincular usuários ao grupo (lista de membros) — registros em </w:t>
+            </w:r>
+            <w:r>
+              <w:rPr>
+                <w:rFonts w:ascii="Courier New" w:hAnsi="Courier New"/>
+                <w:b w:val="0"/>
+                <w:i w:val="0"/>
+                <w:color w:val="333333"/>
+                <w:sz w:val="20"/>
+              </w:rPr>
+              <w:t>grupos_usuarios_vinculos</w:t>
             </w:r>
           </w:p>
         </w:tc>
@@ -3751,7 +4085,7 @@
                 <w:i w:val="0"/>
                 <w:sz w:val="20"/>
               </w:rPr>
-              <w:t>VINC-03</w:t>
+              <w:t>VINC-02</w:t>
             </w:r>
           </w:p>
         </w:tc>
@@ -3801,7 +4135,26 @@
                 <w:i w:val="0"/>
                 <w:sz w:val="20"/>
               </w:rPr>
-              <w:t>Tentar vincular usuário inexistente — sad path; erro 404 retornado corretamente</w:t>
+              <w:t>Remover usuário do grupo (</w:t>
+            </w:r>
+            <w:r>
+              <w:rPr>
+                <w:rFonts w:ascii="Courier New" w:hAnsi="Courier New"/>
+                <w:b w:val="0"/>
+                <w:i w:val="0"/>
+                <w:color w:val="333333"/>
+                <w:sz w:val="20"/>
+              </w:rPr>
+              <w:t>removerusuario</w:t>
+            </w:r>
+            <w:r>
+              <w:rPr>
+                <w:rFonts w:ascii="Calibri" w:hAnsi="Calibri"/>
+                <w:b w:val="0"/>
+                <w:i w:val="0"/>
+                <w:sz w:val="20"/>
+              </w:rPr>
+              <w:t>) — soft delete do vínculo validado</w:t>
             </w:r>
           </w:p>
         </w:tc>
@@ -3994,7 +4347,7 @@
                 <w:color w:val="FFFFFF"/>
                 <w:sz w:val="20"/>
               </w:rPr>
-              <w:t>PR</w:t>
+              <w:t>MR</w:t>
             </w:r>
           </w:p>
         </w:tc>
@@ -4133,7 +4486,62 @@
                 <w:i w:val="0"/>
                 <w:sz w:val="20"/>
               </w:rPr>
-              <w:t>#11</w:t>
+              <w:t>!1</w:t>
+            </w:r>
+          </w:p>
+        </w:tc>
+        <w:tc>
+          <w:tcPr>
+            <w:tcW w:type="dxa" w:w="1780"/>
+            <w:tcMar>
+              <w:top w:w="60" w:type="dxa"/>
+              <w:bottom w:w="60" w:type="dxa"/>
+              <w:left w:w="100" w:type="dxa"/>
+              <w:right w:w="100" w:type="dxa"/>
+            </w:tcMar>
+            <w:shd w:val="clear" w:color="auto" w:fill="EBF5FB"/>
+          </w:tcPr>
+          <w:p>
+            <w:pPr>
+              <w:spacing w:before="40" w:after="40"/>
+            </w:pPr>
+            <w:r>
+              <w:rPr>
+                <w:rFonts w:ascii="Courier New" w:hAnsi="Courier New"/>
+                <w:b w:val="0"/>
+                <w:i w:val="0"/>
+                <w:color w:val="333333"/>
+                <w:sz w:val="20"/>
+              </w:rPr>
+              <w:t>incluirgrupo</w:t>
+            </w:r>
+            <w:r>
+              <w:rPr>
+                <w:rFonts w:ascii="Calibri" w:hAnsi="Calibri"/>
+                <w:b w:val="0"/>
+                <w:i w:val="0"/>
+                <w:sz w:val="20"/>
+              </w:rPr>
+              <w:t xml:space="preserve"> / </w:t>
+            </w:r>
+            <w:r>
+              <w:rPr>
+                <w:rFonts w:ascii="Courier New" w:hAnsi="Courier New"/>
+                <w:b w:val="0"/>
+                <w:i w:val="0"/>
+                <w:color w:val="333333"/>
+                <w:sz w:val="20"/>
+              </w:rPr>
+              <w:t>listargrupo</w:t>
+            </w:r>
+            <w:r>
+              <w:rPr>
+                <w:rFonts w:ascii="Calibri" w:hAnsi="Calibri"/>
+                <w:b w:val="0"/>
+                <w:i w:val="0"/>
+                <w:sz w:val="20"/>
+              </w:rPr>
+              <w:t xml:space="preserve"> (AG-20)</w:t>
             </w:r>
           </w:p>
         </w:tc>
@@ -4159,33 +4567,7 @@
                 <w:i w:val="0"/>
                 <w:sz w:val="20"/>
               </w:rPr>
-              <w:t>POST /grupos (AG-20)</w:t>
-            </w:r>
-          </w:p>
-        </w:tc>
-        <w:tc>
-          <w:tcPr>
-            <w:tcW w:type="dxa" w:w="1780"/>
-            <w:tcMar>
-              <w:top w:w="60" w:type="dxa"/>
-              <w:bottom w:w="60" w:type="dxa"/>
-              <w:left w:w="100" w:type="dxa"/>
-              <w:right w:w="100" w:type="dxa"/>
-            </w:tcMar>
-            <w:shd w:val="clear" w:color="auto" w:fill="EBF5FB"/>
-          </w:tcPr>
-          <w:p>
-            <w:pPr>
-              <w:spacing w:before="40" w:after="40"/>
-            </w:pPr>
-            <w:r>
-              <w:rPr>
-                <w:rFonts w:ascii="Calibri" w:hAnsi="Calibri"/>
-                <w:b w:val="0"/>
-                <w:i w:val="0"/>
-                <w:sz w:val="20"/>
-              </w:rPr>
-              <w:t>1 — RV-001-01 (P2): falta de validação de comprimento máximo do campo Nome</w:t>
+              <w:t>1 — RV-001-01 (P2): falta de validação de unicidade do nome (retornava exceção do banco)</w:t>
             </w:r>
           </w:p>
         </w:tc>
@@ -4267,7 +4649,7 @@
                 <w:i w:val="0"/>
                 <w:sz w:val="20"/>
               </w:rPr>
-              <w:t>#12</w:t>
+              <w:t>!2</w:t>
             </w:r>
           </w:p>
         </w:tc>
@@ -4287,12 +4669,79 @@
             </w:pPr>
             <w:r>
               <w:rPr>
+                <w:rFonts w:ascii="Courier New" w:hAnsi="Courier New"/>
+                <w:b w:val="0"/>
+                <w:i w:val="0"/>
+                <w:color w:val="333333"/>
+                <w:sz w:val="20"/>
+              </w:rPr>
+              <w:t>buscargrupoporid</w:t>
+            </w:r>
+            <w:r>
+              <w:rPr>
                 <w:rFonts w:ascii="Calibri" w:hAnsi="Calibri"/>
                 <w:b w:val="0"/>
                 <w:i w:val="0"/>
                 <w:sz w:val="20"/>
               </w:rPr>
-              <w:t>GET / PUT / DELETE /grupos (AG-20)</w:t>
+              <w:t xml:space="preserve"> / </w:t>
+            </w:r>
+            <w:r>
+              <w:rPr>
+                <w:rFonts w:ascii="Courier New" w:hAnsi="Courier New"/>
+                <w:b w:val="0"/>
+                <w:i w:val="0"/>
+                <w:color w:val="333333"/>
+                <w:sz w:val="20"/>
+              </w:rPr>
+              <w:t>alterargrupo</w:t>
+            </w:r>
+            <w:r>
+              <w:rPr>
+                <w:rFonts w:ascii="Calibri" w:hAnsi="Calibri"/>
+                <w:b w:val="0"/>
+                <w:i w:val="0"/>
+                <w:sz w:val="20"/>
+              </w:rPr>
+              <w:t xml:space="preserve"> / </w:t>
+            </w:r>
+            <w:r>
+              <w:rPr>
+                <w:rFonts w:ascii="Courier New" w:hAnsi="Courier New"/>
+                <w:b w:val="0"/>
+                <w:i w:val="0"/>
+                <w:color w:val="333333"/>
+                <w:sz w:val="20"/>
+              </w:rPr>
+              <w:t>excluirgrupo</w:t>
+            </w:r>
+            <w:r>
+              <w:rPr>
+                <w:rFonts w:ascii="Calibri" w:hAnsi="Calibri"/>
+                <w:b w:val="0"/>
+                <w:i w:val="0"/>
+                <w:sz w:val="20"/>
+              </w:rPr>
+              <w:t xml:space="preserve"> / </w:t>
+            </w:r>
+            <w:r>
+              <w:rPr>
+                <w:rFonts w:ascii="Courier New" w:hAnsi="Courier New"/>
+                <w:b w:val="0"/>
+                <w:i w:val="0"/>
+                <w:color w:val="333333"/>
+                <w:sz w:val="20"/>
+              </w:rPr>
+              <w:t>ativardesativar</w:t>
+            </w:r>
+            <w:r>
+              <w:rPr>
+                <w:rFonts w:ascii="Calibri" w:hAnsi="Calibri"/>
+                <w:b w:val="0"/>
+                <w:i w:val="0"/>
+                <w:sz w:val="20"/>
+              </w:rPr>
+              <w:t xml:space="preserve"> (AG-20)</w:t>
             </w:r>
           </w:p>
         </w:tc>
@@ -4398,7 +4847,43 @@
                 <w:i w:val="0"/>
                 <w:sz w:val="20"/>
               </w:rPr>
-              <w:t>#13</w:t>
+              <w:t>!3</w:t>
+            </w:r>
+          </w:p>
+        </w:tc>
+        <w:tc>
+          <w:tcPr>
+            <w:tcW w:type="dxa" w:w="1780"/>
+            <w:tcMar>
+              <w:top w:w="60" w:type="dxa"/>
+              <w:bottom w:w="60" w:type="dxa"/>
+              <w:left w:w="100" w:type="dxa"/>
+              <w:right w:w="100" w:type="dxa"/>
+            </w:tcMar>
+            <w:shd w:val="clear" w:color="auto" w:fill="EBF5FB"/>
+          </w:tcPr>
+          <w:p>
+            <w:pPr>
+              <w:spacing w:before="40" w:after="40"/>
+            </w:pPr>
+            <w:r>
+              <w:rPr>
+                <w:rFonts w:ascii="Courier New" w:hAnsi="Courier New"/>
+                <w:b w:val="0"/>
+                <w:i w:val="0"/>
+                <w:color w:val="333333"/>
+                <w:sz w:val="20"/>
+              </w:rPr>
+              <w:t>alterarfuncaodousuario</w:t>
+            </w:r>
+            <w:r>
+              <w:rPr>
+                <w:rFonts w:ascii="Calibri" w:hAnsi="Calibri"/>
+                <w:b w:val="0"/>
+                <w:i w:val="0"/>
+                <w:sz w:val="20"/>
+              </w:rPr>
+              <w:t xml:space="preserve"> (AG-21)</w:t>
             </w:r>
           </w:p>
         </w:tc>
@@ -4424,33 +4909,7 @@
                 <w:i w:val="0"/>
                 <w:sz w:val="20"/>
               </w:rPr>
-              <w:t>Permissões RBAC (AG-21)</w:t>
-            </w:r>
-          </w:p>
-        </w:tc>
-        <w:tc>
-          <w:tcPr>
-            <w:tcW w:type="dxa" w:w="1780"/>
-            <w:tcMar>
-              <w:top w:w="60" w:type="dxa"/>
-              <w:bottom w:w="60" w:type="dxa"/>
-              <w:left w:w="100" w:type="dxa"/>
-              <w:right w:w="100" w:type="dxa"/>
-            </w:tcMar>
-            <w:shd w:val="clear" w:color="auto" w:fill="EBF5FB"/>
-          </w:tcPr>
-          <w:p>
-            <w:pPr>
-              <w:spacing w:before="40" w:after="40"/>
-            </w:pPr>
-            <w:r>
-              <w:rPr>
-                <w:rFonts w:ascii="Calibri" w:hAnsi="Calibri"/>
-                <w:b w:val="0"/>
-                <w:i w:val="0"/>
-                <w:sz w:val="20"/>
-              </w:rPr>
-              <w:t>1 — RV-002-01 (P2): ausência de tratamento de exceção para enum inválido</w:t>
+              <w:t>1 — RV-002-01 (P2): ausência de validação do enum de função</w:t>
             </w:r>
           </w:p>
         </w:tc>
@@ -4532,7 +4991,7 @@
                 <w:i w:val="0"/>
                 <w:sz w:val="20"/>
               </w:rPr>
-              <w:t>#14</w:t>
+              <w:t>!4</w:t>
             </w:r>
           </w:p>
         </w:tc>
@@ -4557,7 +5016,7 @@
                 <w:i w:val="0"/>
                 <w:sz w:val="20"/>
               </w:rPr>
-              <w:t>POST vínculo usuário-grupo (AG-22)</w:t>
+              <w:t>Vínculo usuário-grupo (AG-22)</w:t>
             </w:r>
           </w:p>
         </w:tc>
@@ -4663,7 +5122,43 @@
                 <w:i w:val="0"/>
                 <w:sz w:val="20"/>
               </w:rPr>
-              <w:t>#15</w:t>
+              <w:t>!5</w:t>
+            </w:r>
+          </w:p>
+        </w:tc>
+        <w:tc>
+          <w:tcPr>
+            <w:tcW w:type="dxa" w:w="1780"/>
+            <w:tcMar>
+              <w:top w:w="60" w:type="dxa"/>
+              <w:bottom w:w="60" w:type="dxa"/>
+              <w:left w:w="100" w:type="dxa"/>
+              <w:right w:w="100" w:type="dxa"/>
+            </w:tcMar>
+            <w:shd w:val="clear" w:color="auto" w:fill="EBF5FB"/>
+          </w:tcPr>
+          <w:p>
+            <w:pPr>
+              <w:spacing w:before="40" w:after="40"/>
+            </w:pPr>
+            <w:r>
+              <w:rPr>
+                <w:rFonts w:ascii="Courier New" w:hAnsi="Courier New"/>
+                <w:b w:val="0"/>
+                <w:i w:val="0"/>
+                <w:color w:val="333333"/>
+                <w:sz w:val="20"/>
+              </w:rPr>
+              <w:t>removerusuario</w:t>
+            </w:r>
+            <w:r>
+              <w:rPr>
+                <w:rFonts w:ascii="Calibri" w:hAnsi="Calibri"/>
+                <w:b w:val="0"/>
+                <w:i w:val="0"/>
+                <w:sz w:val="20"/>
+              </w:rPr>
+              <w:t xml:space="preserve"> (AG-22)</w:t>
             </w:r>
           </w:p>
         </w:tc>
@@ -4689,25 +5184,18 @@
                 <w:i w:val="0"/>
                 <w:sz w:val="20"/>
               </w:rPr>
-              <w:t>DELETE vínculo usuário-grupo (AG-22)</w:t>
+              <w:t>1 — RV-003-02 (P3): soft delete do vínculo (</w:t>
             </w:r>
-          </w:p>
-        </w:tc>
-        <w:tc>
-          <w:tcPr>
-            <w:tcW w:type="dxa" w:w="1780"/>
-            <w:tcMar>
-              <w:top w:w="60" w:type="dxa"/>
-              <w:bottom w:w="60" w:type="dxa"/>
-              <w:left w:w="100" w:type="dxa"/>
-              <w:right w:w="100" w:type="dxa"/>
-            </w:tcMar>
-            <w:shd w:val="clear" w:color="auto" w:fill="EBF5FB"/>
-          </w:tcPr>
-          <w:p>
-            <w:pPr>
-              <w:spacing w:before="40" w:after="40"/>
-            </w:pPr>
+            <w:r>
+              <w:rPr>
+                <w:rFonts w:ascii="Courier New" w:hAnsi="Courier New"/>
+                <w:b w:val="0"/>
+                <w:i w:val="0"/>
+                <w:color w:val="333333"/>
+                <w:sz w:val="20"/>
+              </w:rPr>
+              <w:t>excluido</w:t>
+            </w:r>
             <w:r>
               <w:rPr>
                 <w:rFonts w:ascii="Calibri" w:hAnsi="Calibri"/>
@@ -4715,7 +5203,7 @@
                 <w:i w:val="0"/>
                 <w:sz w:val="20"/>
               </w:rPr>
-              <w:t>1 — RV-003-02 (P3): log de auditoria não registrava o usuário executor da ação</w:t>
+              <w:t>) não aplicado em todos os caminhos</w:t>
             </w:r>
           </w:p>
         </w:tc>
@@ -5271,7 +5759,7 @@
         </w:pBdr>
       </w:pPr>
       <w:r>
-        <w:t>4. Sprint 2 — Resultados Parciais (09/06–15/06/2026 — Em Andamento)</w:t>
+        <w:t>4. Sprint 2 — Em Andamento (09/06–20/06/2026)</w:t>
       </w:r>
     </w:p>
     <w:p>
@@ -5467,7 +5955,7 @@
                 <w:i w:val="0"/>
                 <w:sz w:val="20"/>
               </w:rPr>
-              <w:t>Em andamento — progresso estimado em 60% na data de referência (15/06/2026)</w:t>
+              <w:t>Em andamento — implementação ainda não iniciada no código na data de referência (15/06/2026)</w:t>
             </w:r>
           </w:p>
         </w:tc>
@@ -5524,7 +6012,7 @@
                 <w:i w:val="0"/>
                 <w:sz w:val="20"/>
               </w:rPr>
-              <w:t>Em andamento — aproximadamente 70% concluído</w:t>
+              <w:t>Em planejamento — ainda não implementado</w:t>
             </w:r>
           </w:p>
         </w:tc>
@@ -5579,7 +6067,7 @@
                 <w:i w:val="0"/>
                 <w:sz w:val="20"/>
               </w:rPr>
-              <w:t>Em andamento — aproximadamente 40% concluído</w:t>
+              <w:t>Em planejamento — ainda não implementado</w:t>
             </w:r>
           </w:p>
         </w:tc>
@@ -5597,134 +6085,7 @@
         <w:keepLines/>
       </w:pPr>
       <w:r>
-        <w:t>4.2 Testes Unitários — Sprint 2 (Parcial)</w:t>
-      </w:r>
-    </w:p>
-    <w:p>
-      <w:pPr>
-        <w:spacing w:before="0" w:after="120"/>
-      </w:pPr>
-      <w:r>
-        <w:rPr>
-          <w:rFonts w:ascii="Calibri" w:hAnsi="Calibri"/>
-          <w:b/>
-          <w:i w:val="0"/>
-          <w:sz w:val="22"/>
-        </w:rPr>
-        <w:t>AG-23 (AuditoriaGrupos):</w:t>
-      </w:r>
-    </w:p>
-    <w:p>
-      <w:pPr>
-        <w:pStyle w:val="ListBullet"/>
-        <w:spacing w:before="20" w:after="40"/>
-      </w:pPr>
-      <w:r>
-        <w:rPr>
-          <w:rFonts w:ascii="Calibri" w:hAnsi="Calibri"/>
-          <w:b w:val="0"/>
-          <w:i w:val="0"/>
-          <w:sz w:val="22"/>
-        </w:rPr>
-        <w:t>4 testes unitários criados e passando para operações de CREATE e UPDATE de grupos (registro automático em tabela de auditoria)</w:t>
-      </w:r>
-    </w:p>
-    <w:p>
-      <w:pPr>
-        <w:pStyle w:val="ListBullet"/>
-        <w:spacing w:before="20" w:after="40"/>
-      </w:pPr>
-      <w:r>
-        <w:rPr>
-          <w:rFonts w:ascii="Calibri" w:hAnsi="Calibri"/>
-          <w:b w:val="0"/>
-          <w:i w:val="0"/>
-          <w:sz w:val="22"/>
-        </w:rPr>
-        <w:t>Testes para triggers de DELETE ainda em desenvolvimento (implementação de DELETE em AG-23 não concluída em 15/06/2026)</w:t>
-      </w:r>
-    </w:p>
-    <w:p>
-      <w:pPr>
-        <w:spacing w:before="0" w:after="120"/>
-      </w:pPr>
-      <w:r>
-        <w:rPr>
-          <w:rFonts w:ascii="Calibri" w:hAnsi="Calibri"/>
-          <w:b/>
-          <w:i w:val="0"/>
-          <w:sz w:val="22"/>
-        </w:rPr>
-        <w:t>AG-24 (Integração ms.temis.vinculos):</w:t>
-      </w:r>
-    </w:p>
-    <w:p>
-      <w:pPr>
-        <w:pStyle w:val="ListBullet"/>
-        <w:spacing w:before="20" w:after="40"/>
-      </w:pPr>
-      <w:r>
-        <w:rPr>
-          <w:rFonts w:ascii="Calibri" w:hAnsi="Calibri"/>
-          <w:b w:val="0"/>
-          <w:i w:val="0"/>
-          <w:sz w:val="22"/>
-        </w:rPr>
-        <w:t>Cliente HTTP implementado com injeção de dependência e configuração por environment</w:t>
-      </w:r>
-    </w:p>
-    <w:p>
-      <w:pPr>
-        <w:pStyle w:val="ListBullet"/>
-        <w:spacing w:before="20" w:after="40"/>
-      </w:pPr>
-      <w:r>
-        <w:rPr>
-          <w:rFonts w:ascii="Calibri" w:hAnsi="Calibri"/>
-          <w:b w:val="0"/>
-          <w:i w:val="0"/>
-          <w:sz w:val="22"/>
-        </w:rPr>
-        <w:t>2 testes unitários com mock de HttpClient passando (cenário de sucesso e cenário de timeout)</w:t>
-      </w:r>
-    </w:p>
-    <w:p>
-      <w:pPr>
-        <w:pStyle w:val="ListBullet"/>
-        <w:spacing w:before="20" w:after="40"/>
-      </w:pPr>
-      <w:r>
-        <w:rPr>
-          <w:rFonts w:ascii="Calibri" w:hAnsi="Calibri"/>
-          <w:b w:val="0"/>
-          <w:i w:val="0"/>
-          <w:sz w:val="22"/>
-        </w:rPr>
-        <w:t>Testes de integração real pendentes — aguardam disponibilização do ambiente compartilhado de ms.temis.vinculos pela equipe de infraestrutura</w:t>
-      </w:r>
-    </w:p>
-    <w:p>
-      <w:pPr>
-        <w:pStyle w:val="Heading2"/>
-        <w:keepNext/>
-        <w:keepLines/>
-      </w:pPr>
-      <w:r>
-        <w:t>4.3 Testes de Homologação — Sprint 2</w:t>
-      </w:r>
-    </w:p>
-    <w:p>
-      <w:pPr>
-        <w:spacing w:before="0" w:after="120"/>
-      </w:pPr>
-      <w:r>
-        <w:rPr>
-          <w:rFonts w:ascii="Calibri" w:hAnsi="Calibri"/>
-          <w:b/>
-          <w:i w:val="0"/>
-          <w:sz w:val="22"/>
-        </w:rPr>
-        <w:t>Status: Aguardando conclusão da implementação — previsto para 19 e 20/06/2026</w:t>
+        <w:t>4.2 Resultados de V&amp;V — Sprint 2</w:t>
       </w:r>
     </w:p>
     <w:p>
@@ -5738,7 +6099,7 @@
           <w:i w:val="0"/>
           <w:sz w:val="22"/>
         </w:rPr>
-        <w:t>Os cenários de aceite da Sprint 2 (AUD-01, AUD-02 para AG-23; INT-01 para AG-24) serão executados por Leonardo Francisco Pereira (AASP) após conclusão da implementação e disponibilização do ambiente de homologação atualizado.</w:t>
+        <w:t>Não há resultados de V&amp;V registrados para a Sprint 2 até a data de referência (15/06/2026). Os testes unitários, de integração e de homologação dos cenários AUD-01, AUD-02 (AG-23) e INT-01 (AG-24) serão executados após a implementação das funcionalidades.</w:t>
       </w:r>
     </w:p>
     <w:p>
@@ -5748,7 +6109,7 @@
         <w:keepLines/>
       </w:pPr>
       <w:r>
-        <w:t>4.4 Pendências — Sprint 2</w:t>
+        <w:t>4.3 Pendências — Sprint 2</w:t>
       </w:r>
     </w:p>
     <w:tbl>
@@ -5881,7 +6242,7 @@
                 <w:i w:val="0"/>
                 <w:sz w:val="20"/>
               </w:rPr>
-              <w:t>Completar implementação dos triggers de auditoria para operação DELETE (AG-23)</w:t>
+              <w:t>Implementar a trilha de auditoria das operações de escrita (AG-23)</w:t>
             </w:r>
           </w:p>
         </w:tc>
@@ -5933,7 +6294,7 @@
                 <w:i w:val="0"/>
                 <w:sz w:val="20"/>
               </w:rPr>
-              <w:t>17/06/2026</w:t>
+              <w:t>Sprint 2</w:t>
             </w:r>
           </w:p>
         </w:tc>
@@ -5963,7 +6324,7 @@
                 <w:i w:val="0"/>
                 <w:sz w:val="20"/>
               </w:rPr>
-              <w:t>Testes de integração com ms.temis.vinculos em ambiente dev compartilhado (AG-24)</w:t>
+              <w:t>Implementar a integração com ms.temis.vinculos (AG-24)</w:t>
             </w:r>
           </w:p>
         </w:tc>
@@ -5988,7 +6349,7 @@
                 <w:i w:val="0"/>
                 <w:sz w:val="20"/>
               </w:rPr>
-              <w:t>Renan Kiyoshi</w:t>
+              <w:t>Mateus Veloso</w:t>
             </w:r>
           </w:p>
         </w:tc>
@@ -6013,7 +6374,7 @@
                 <w:i w:val="0"/>
                 <w:sz w:val="20"/>
               </w:rPr>
-              <w:t>18/06/2026</w:t>
+              <w:t>Sprint 2</w:t>
             </w:r>
           </w:p>
         </w:tc>
@@ -6176,7 +6537,7 @@
                 <w:i w:val="0"/>
                 <w:sz w:val="20"/>
               </w:rPr>
-              <w:t>20/06/2026 — 14h00 Teams</w:t>
+              <w:t>20/06/2026</w:t>
             </w:r>
           </w:p>
         </w:tc>
@@ -6197,7 +6558,7 @@
         </w:pBdr>
       </w:pPr>
       <w:r>
-        <w:t>5. Sprint 3 e Sprint 4 — Status</w:t>
+        <w:t>5. Sprint 3 — Status</w:t>
       </w:r>
     </w:p>
     <w:tbl>
@@ -6356,7 +6717,7 @@
                 <w:i w:val="0"/>
                 <w:sz w:val="20"/>
               </w:rPr>
-              <w:t>AG-25 — Relatórios (GET /grupos/relatorio)</w:t>
+              <w:t>AG-25 — Relatório consolidado de grupos</w:t>
             </w:r>
           </w:p>
         </w:tc>
@@ -6383,86 +6744,6 @@
                 <w:sz w:val="20"/>
               </w:rPr>
               <w:t>Planejado — aguarda conclusão da Sprint 2</w:t>
-            </w:r>
-          </w:p>
-        </w:tc>
-      </w:tr>
-      <w:tr>
-        <w:trPr>
-          <w:cantSplit w:val="1"/>
-        </w:trPr>
-        <w:tc>
-          <w:tcPr>
-            <w:tcW w:type="dxa" w:w="2967"/>
-            <w:tcMar>
-              <w:top w:w="60" w:type="dxa"/>
-              <w:bottom w:w="60" w:type="dxa"/>
-              <w:left w:w="100" w:type="dxa"/>
-              <w:right w:w="100" w:type="dxa"/>
-            </w:tcMar>
-          </w:tcPr>
-          <w:p>
-            <w:pPr>
-              <w:spacing w:before="40" w:after="40"/>
-            </w:pPr>
-            <w:r>
-              <w:rPr>
-                <w:rFonts w:ascii="Calibri" w:hAnsi="Calibri"/>
-                <w:b w:val="0"/>
-                <w:i w:val="0"/>
-                <w:sz w:val="20"/>
-              </w:rPr>
-              <w:t>Sprint 4 (07/07–18/07/2026)</w:t>
-            </w:r>
-          </w:p>
-        </w:tc>
-        <w:tc>
-          <w:tcPr>
-            <w:tcW w:type="dxa" w:w="2967"/>
-            <w:tcMar>
-              <w:top w:w="60" w:type="dxa"/>
-              <w:bottom w:w="60" w:type="dxa"/>
-              <w:left w:w="100" w:type="dxa"/>
-              <w:right w:w="100" w:type="dxa"/>
-            </w:tcMar>
-          </w:tcPr>
-          <w:p>
-            <w:pPr>
-              <w:spacing w:before="40" w:after="40"/>
-            </w:pPr>
-            <w:r>
-              <w:rPr>
-                <w:rFonts w:ascii="Calibri" w:hAnsi="Calibri"/>
-                <w:b w:val="0"/>
-                <w:i w:val="0"/>
-                <w:sz w:val="20"/>
-              </w:rPr>
-              <w:t>Encerramento do projeto: TAE (Termo de Aceite Final), LI (Lições Aprendidas), GQA (Revisão de Qualidade Final), Homologação final com AASP</w:t>
-            </w:r>
-          </w:p>
-        </w:tc>
-        <w:tc>
-          <w:tcPr>
-            <w:tcW w:type="dxa" w:w="2967"/>
-            <w:tcMar>
-              <w:top w:w="60" w:type="dxa"/>
-              <w:bottom w:w="60" w:type="dxa"/>
-              <w:left w:w="100" w:type="dxa"/>
-              <w:right w:w="100" w:type="dxa"/>
-            </w:tcMar>
-          </w:tcPr>
-          <w:p>
-            <w:pPr>
-              <w:spacing w:before="40" w:after="40"/>
-            </w:pPr>
-            <w:r>
-              <w:rPr>
-                <w:rFonts w:ascii="Calibri" w:hAnsi="Calibri"/>
-                <w:b w:val="0"/>
-                <w:i w:val="0"/>
-                <w:sz w:val="20"/>
-              </w:rPr>
-              <w:t>Planejado — aguarda conclusão da Sprint 3</w:t>
             </w:r>
           </w:p>
         </w:tc>
@@ -6586,7 +6867,7 @@
                 <w:color w:val="FFFFFF"/>
                 <w:sz w:val="20"/>
               </w:rPr>
-              <w:t>Sprint 2 (Parcial — 15/06/2026)</w:t>
+              <w:t>Sprint 2 (15/06/2026)</w:t>
             </w:r>
           </w:p>
         </w:tc>
@@ -6696,7 +6977,7 @@
                 <w:i w:val="0"/>
                 <w:sz w:val="20"/>
               </w:rPr>
-              <w:t>6/6 (100% — parcial)</w:t>
+              <w:t>— (não iniciado)</w:t>
             </w:r>
           </w:p>
         </w:tc>
@@ -6802,7 +7083,7 @@
                 <w:i w:val="0"/>
                 <w:sz w:val="20"/>
               </w:rPr>
-              <w:t>Em apuração (parcial)</w:t>
+              <w:t>—</w:t>
             </w:r>
           </w:p>
         </w:tc>
@@ -6827,7 +7108,7 @@
                 <w:i w:val="0"/>
                 <w:sz w:val="20"/>
               </w:rPr>
-              <w:t>80%</w:t>
+              <w:t>70%</w:t>
             </w:r>
           </w:p>
         </w:tc>
@@ -6910,7 +7191,7 @@
                 <w:i w:val="0"/>
                 <w:sz w:val="20"/>
               </w:rPr>
-              <w:t>— (pendente execução)</w:t>
+              <w:t>—</w:t>
             </w:r>
           </w:p>
         </w:tc>
@@ -7016,7 +7297,7 @@
                 <w:i w:val="0"/>
                 <w:sz w:val="20"/>
               </w:rPr>
-              <w:t>Parcial (aguarda ambiente)</w:t>
+              <w:t>—</w:t>
             </w:r>
           </w:p>
         </w:tc>
@@ -7124,7 +7405,7 @@
                 <w:i w:val="0"/>
                 <w:sz w:val="20"/>
               </w:rPr>
-              <w:t>Em apuração</w:t>
+              <w:t>—</w:t>
             </w:r>
           </w:p>
         </w:tc>
@@ -7828,7 +8109,113 @@
                 <w:i w:val="0"/>
                 <w:sz w:val="20"/>
               </w:rPr>
-              <w:t>Inclusão dos resultados parciais da Sprint 2 (AG-23 ~70%, AG-24 ~40%); seções 4 e 6 atualizadas</w:t>
+              <w:t>Inclusão do status parcial da Sprint 2</w:t>
+            </w:r>
+          </w:p>
+        </w:tc>
+      </w:tr>
+      <w:tr>
+        <w:trPr>
+          <w:cantSplit w:val="1"/>
+        </w:trPr>
+        <w:tc>
+          <w:tcPr>
+            <w:tcW w:type="dxa" w:w="2225"/>
+            <w:tcMar>
+              <w:top w:w="60" w:type="dxa"/>
+              <w:bottom w:w="60" w:type="dxa"/>
+              <w:left w:w="100" w:type="dxa"/>
+              <w:right w:w="100" w:type="dxa"/>
+            </w:tcMar>
+            <w:shd w:val="clear" w:color="auto" w:fill="F0F4F8"/>
+          </w:tcPr>
+          <w:p>
+            <w:pPr>
+              <w:spacing w:before="40" w:after="40"/>
+            </w:pPr>
+            <w:r>
+              <w:rPr>
+                <w:rFonts w:ascii="Calibri" w:hAnsi="Calibri"/>
+                <w:b/>
+                <w:i w:val="0"/>
+                <w:sz w:val="20"/>
+              </w:rPr>
+              <w:t>1.2</w:t>
+            </w:r>
+          </w:p>
+        </w:tc>
+        <w:tc>
+          <w:tcPr>
+            <w:tcW w:type="dxa" w:w="2225"/>
+            <w:tcMar>
+              <w:top w:w="60" w:type="dxa"/>
+              <w:bottom w:w="60" w:type="dxa"/>
+              <w:left w:w="100" w:type="dxa"/>
+              <w:right w:w="100" w:type="dxa"/>
+            </w:tcMar>
+          </w:tcPr>
+          <w:p>
+            <w:pPr>
+              <w:spacing w:before="40" w:after="40"/>
+            </w:pPr>
+            <w:r>
+              <w:rPr>
+                <w:rFonts w:ascii="Calibri" w:hAnsi="Calibri"/>
+                <w:b w:val="0"/>
+                <w:i w:val="0"/>
+                <w:sz w:val="20"/>
+              </w:rPr>
+              <w:t>15/06/2026</w:t>
+            </w:r>
+          </w:p>
+        </w:tc>
+        <w:tc>
+          <w:tcPr>
+            <w:tcW w:type="dxa" w:w="2225"/>
+            <w:tcMar>
+              <w:top w:w="60" w:type="dxa"/>
+              <w:bottom w:w="60" w:type="dxa"/>
+              <w:left w:w="100" w:type="dxa"/>
+              <w:right w:w="100" w:type="dxa"/>
+            </w:tcMar>
+          </w:tcPr>
+          <w:p>
+            <w:pPr>
+              <w:spacing w:before="40" w:after="40"/>
+            </w:pPr>
+            <w:r>
+              <w:rPr>
+                <w:rFonts w:ascii="Calibri" w:hAnsi="Calibri"/>
+                <w:b w:val="0"/>
+                <w:i w:val="0"/>
+                <w:sz w:val="20"/>
+              </w:rPr>
+              <w:t>Abraão</w:t>
+            </w:r>
+          </w:p>
+        </w:tc>
+        <w:tc>
+          <w:tcPr>
+            <w:tcW w:type="dxa" w:w="2225"/>
+            <w:tcMar>
+              <w:top w:w="60" w:type="dxa"/>
+              <w:bottom w:w="60" w:type="dxa"/>
+              <w:left w:w="100" w:type="dxa"/>
+              <w:right w:w="100" w:type="dxa"/>
+            </w:tcMar>
+          </w:tcPr>
+          <w:p>
+            <w:pPr>
+              <w:spacing w:before="40" w:after="40"/>
+            </w:pPr>
+            <w:r>
+              <w:rPr>
+                <w:rFonts w:ascii="Calibri" w:hAnsi="Calibri"/>
+                <w:b w:val="0"/>
+                <w:i w:val="0"/>
+                <w:sz w:val="20"/>
+              </w:rPr>
+              <w:t>Resultados alinhados à API real (endpoints/HTTP 200/400; função; tabelas reais); 3 sprints; Sprint 2 sem resultados de teste até a data</w:t>
             </w:r>
           </w:p>
         </w:tc>
@@ -7873,7 +8260,7 @@
         <w:color w:val="555555"/>
         <w:sz w:val="16"/>
       </w:rPr>
-      <w:t>v1.1  ·  15/06/2026</w:t>
+      <w:t>v1.2  ·  15/06/2026</w:t>
     </w:r>
     <w:r>
       <w:tab/>
@@ -7935,7 +8322,7 @@
         <w:color w:val="555555"/>
         <w:sz w:val="16"/>
       </w:rPr>
-      <w:t>v1.1  ·  15/06/2026</w:t>
+      <w:t>v1.2  ·  15/06/2026</w:t>
     </w:r>
     <w:r>
       <w:tab/>

--- a/mps-nivel-c/oficial/04_registros/AASP_Gerenciador/AASP01_Grupos-Usuarios/REL-VV-AASP01-001_Relatorio-de-Execucao-de-Testes.docx
+++ b/mps-nivel-c/oficial/04_registros/AASP_Gerenciador/AASP01_Grupos-Usuarios/REL-VV-AASP01-001_Relatorio-de-Execucao-de-Testes.docx
@@ -328,17 +328,8 @@
             </w:tcMar>
           </w:tcPr>
           <w:p>
-            <w:pPr>
-              <w:spacing w:before="40" w:after="40"/>
-            </w:pPr>
             <w:r>
-              <w:rPr>
-                <w:rFonts w:ascii="Calibri" w:hAnsi="Calibri"/>
-                <w:b w:val="0"/>
-                <w:i w:val="0"/>
-                <w:sz w:val="20"/>
-              </w:rPr>
-              <w:t>1.2</w:t>
+              <w:t>1.3</w:t>
             </w:r>
           </w:p>
         </w:tc>
@@ -384,17 +375,8 @@
             </w:tcMar>
           </w:tcPr>
           <w:p>
-            <w:pPr>
-              <w:spacing w:before="40" w:after="40"/>
-            </w:pPr>
             <w:r>
-              <w:rPr>
-                <w:rFonts w:ascii="Calibri" w:hAnsi="Calibri"/>
-                <w:b w:val="0"/>
-                <w:i w:val="0"/>
-                <w:sz w:val="20"/>
-              </w:rPr>
-              <w:t>15/06/2026</w:t>
+              <w:t>24/06/2026</w:t>
             </w:r>
           </w:p>
         </w:tc>
@@ -1276,7 +1258,7 @@
                 <w:i w:val="0"/>
                 <w:sz w:val="20"/>
               </w:rPr>
-              <w:t>!1, !2, !3, !4, !5 — todos aprovados e mergeados para main</w:t>
+              <w:t>!1–!5 — entregas da Sprint 1 aprovadas (alvo develop); baseline em main pela tag sprint-1-aceite</w:t>
             </w:r>
           </w:p>
         </w:tc>
@@ -2733,7 +2715,7 @@
           <w:i w:val="0"/>
           <w:sz w:val="22"/>
         </w:rPr>
-        <w:t xml:space="preserve"> Leonardo Francisco Pereira (AASP — QA/Homologadora)</w:t>
+        <w:t xml:space="preserve"> Caroline Sousa (AASP — QA/Homologadora)</w:t>
       </w:r>
     </w:p>
     <w:p>
@@ -5581,7 +5563,7 @@
                 <w:i w:val="0"/>
                 <w:sz w:val="20"/>
               </w:rPr>
-              <w:t>Leonardo Francisco Pereira (AASP — QA)</w:t>
+              <w:t>Caroline Sousa (AASP — QA)</w:t>
             </w:r>
           </w:p>
         </w:tc>
@@ -6405,7 +6387,7 @@
                 <w:i w:val="0"/>
                 <w:sz w:val="20"/>
               </w:rPr>
-              <w:t>UAT — Leonardo Francisco Pereira executa cenários AUD-01, AUD-02 e INT-01</w:t>
+              <w:t>UAT — Caroline Sousa executa cenários AUD-01, AUD-02 e INT-01</w:t>
             </w:r>
           </w:p>
         </w:tc>
@@ -6431,7 +6413,7 @@
                 <w:i w:val="0"/>
                 <w:sz w:val="20"/>
               </w:rPr>
-              <w:t>Leonardo Francisco Pereira (AASP)</w:t>
+              <w:t>Caroline Sousa (AASP)</w:t>
             </w:r>
           </w:p>
         </w:tc>
@@ -8220,6 +8202,48 @@
           </w:p>
         </w:tc>
       </w:tr>
+      <w:tr>
+        <w:tc>
+          <w:tcPr>
+            <w:tcW w:type="dxa" w:w="2225"/>
+          </w:tcPr>
+          <w:p>
+            <w:r>
+              <w:t>1.3</w:t>
+            </w:r>
+          </w:p>
+        </w:tc>
+        <w:tc>
+          <w:tcPr>
+            <w:tcW w:type="dxa" w:w="2225"/>
+          </w:tcPr>
+          <w:p>
+            <w:r>
+              <w:t>24/06/2026</w:t>
+            </w:r>
+          </w:p>
+        </w:tc>
+        <w:tc>
+          <w:tcPr>
+            <w:tcW w:type="dxa" w:w="2225"/>
+          </w:tcPr>
+          <w:p>
+            <w:r>
+              <w:t>Time de Melhoria Contínua</w:t>
+            </w:r>
+          </w:p>
+        </w:tc>
+        <w:tc>
+          <w:tcPr>
+            <w:tcW w:type="dxa" w:w="2225"/>
+          </w:tcPr>
+          <w:p>
+            <w:r>
+              <w:t>Reconciliação com o estado real do GitLab (produto/repositório ms.auxo.usuarios; framework net5.0 onde aplicável; entregas da Sprint 1 integradas em develop com baseline pela tag sprint-1-aceite).</w:t>
+            </w:r>
+          </w:p>
+        </w:tc>
+      </w:tr>
     </w:tbl>
     <w:p>
       <w:pPr>

--- a/mps-nivel-c/oficial/04_registros/AASP_Gerenciador/AASP01_Grupos-Usuarios/REL-VV-AASP01-001_Relatorio-de-Execucao-de-Testes.docx
+++ b/mps-nivel-c/oficial/04_registros/AASP_Gerenciador/AASP01_Grupos-Usuarios/REL-VV-AASP01-001_Relatorio-de-Execucao-de-Testes.docx
@@ -1569,7 +1569,7 @@
                 <w:i w:val="0"/>
                 <w:sz w:val="20"/>
               </w:rPr>
-              <w:t>90% (camada service)</w:t>
+              <w:t>—</w:t>
             </w:r>
           </w:p>
         </w:tc>
@@ -1699,7 +1699,7 @@
                 <w:i w:val="0"/>
                 <w:sz w:val="20"/>
               </w:rPr>
-              <w:t>85% (repositório Dapper)</w:t>
+              <w:t>—</w:t>
             </w:r>
           </w:p>
         </w:tc>
@@ -1834,7 +1834,7 @@
                 <w:i w:val="0"/>
                 <w:sz w:val="20"/>
               </w:rPr>
-              <w:t>88%</w:t>
+              <w:t>—</w:t>
             </w:r>
           </w:p>
         </w:tc>
@@ -1964,7 +1964,7 @@
                 <w:i w:val="0"/>
                 <w:sz w:val="20"/>
               </w:rPr>
-              <w:t>82%</w:t>
+              <w:t>—</w:t>
             </w:r>
           </w:p>
         </w:tc>
@@ -2099,7 +2099,7 @@
                 <w:i w:val="0"/>
                 <w:sz w:val="20"/>
               </w:rPr>
-              <w:t>85% est. média</w:t>
+              <w:t>68.4% linhas / 61.9% branches</w:t>
             </w:r>
           </w:p>
         </w:tc>
@@ -2121,7 +2121,7 @@
           <w:i w:val="0"/>
           <w:sz w:val="22"/>
         </w:rPr>
-        <w:t>Meta de cobertura: 70% — ATINGIDA</w:t>
+        <w:t>Meta de cobertura: ≥ 60% — ATINGIDA (68.4% de linhas / 61.9% de branches)</w:t>
       </w:r>
     </w:p>
     <w:p>
@@ -2715,7 +2715,7 @@
           <w:i w:val="0"/>
           <w:sz w:val="22"/>
         </w:rPr>
-        <w:t xml:space="preserve"> Caroline Sousa (AASP — QA/Homologadora)</w:t>
+        <w:t xml:space="preserve"> Leonardo Francisco Pereira (AASP — QA/Homologadora)</w:t>
       </w:r>
     </w:p>
     <w:p>
@@ -5563,7 +5563,7 @@
                 <w:i w:val="0"/>
                 <w:sz w:val="20"/>
               </w:rPr>
-              <w:t>Caroline Sousa (AASP — QA)</w:t>
+              <w:t>Leonardo Francisco Pereira (AASP — QA)</w:t>
             </w:r>
           </w:p>
         </w:tc>
@@ -6387,7 +6387,7 @@
                 <w:i w:val="0"/>
                 <w:sz w:val="20"/>
               </w:rPr>
-              <w:t>UAT — Caroline Sousa executa cenários AUD-01, AUD-02 e INT-01</w:t>
+              <w:t>UAT — Leonardo Francisco Pereira executa cenários AUD-01, AUD-02 e INT-01</w:t>
             </w:r>
           </w:p>
         </w:tc>
@@ -6413,7 +6413,7 @@
                 <w:i w:val="0"/>
                 <w:sz w:val="20"/>
               </w:rPr>
-              <w:t>Caroline Sousa (AASP)</w:t>
+              <w:t>Leonardo Francisco Pereira (AASP)</w:t>
             </w:r>
           </w:p>
         </w:tc>
@@ -7015,7 +7015,7 @@
                 <w:i w:val="0"/>
                 <w:sz w:val="20"/>
               </w:rPr>
-              <w:t>Cobertura estimada de testes unitários</w:t>
+              <w:t>Cobertura de testes unitários (Coverlet)</w:t>
             </w:r>
           </w:p>
         </w:tc>
